--- a/output/投研舆情晨报_2026-10-22.docx
+++ b/output/投研舆情晨报_2026-10-22.docx
@@ -19,7 +19,7 @@
           <w:color w:val="8A939E"/>
           <w:sz w:val="18"/>
         </w:rPr>
-        <w:t>覆盖 6 家媒体 · 入库 16,660 条 · 去重后 2,210 条 · 识别热点 60 个</w:t>
+        <w:t>覆盖 6 家媒体 · 入库 16,742 条 · 去重后 2,199 条 · 识别热点 59 个</w:t>
       </w:r>
     </w:p>
     <w:p>
@@ -126,7 +126,7 @@
           </w:tcPr>
           <w:p>
             <w:r>
-              <w:t>0.795</w:t>
+              <w:t>0.814</w:t>
             </w:r>
           </w:p>
         </w:tc>
@@ -156,7 +156,7 @@
           </w:tcPr>
           <w:p>
             <w:r>
-              <w:t xml:space="preserve">快讯：恒指高开1.14%重回24000点 恒科指涨1.6% </w:t>
+              <w:t>港股午评：恒指跌0.35% 科指跌0.75% 科网股低迷 存</w:t>
             </w:r>
           </w:p>
         </w:tc>
@@ -166,7 +166,7 @@
           </w:tcPr>
           <w:p>
             <w:r>
-              <w:t>21/3</w:t>
+              <w:t>18/3</w:t>
             </w:r>
           </w:p>
         </w:tc>
@@ -188,69 +188,7 @@
           </w:tcPr>
           <w:p>
             <w:r>
-              <w:t>0.784</w:t>
-            </w:r>
-          </w:p>
-        </w:tc>
-        <w:tc>
-          <w:tcPr>
-            <w:tcW w:type="dxa" w:w="1440"/>
-          </w:tcPr>
-          <w:p>
-            <w:r>
-              <w:t>爆点</w:t>
-            </w:r>
-          </w:p>
-        </w:tc>
-        <w:tc>
-          <w:tcPr>
-            <w:tcW w:type="dxa" w:w="1440"/>
-          </w:tcPr>
-          <w:p>
-            <w:r>
-              <w:t>宏观政策</w:t>
-            </w:r>
-          </w:p>
-        </w:tc>
-        <w:tc>
-          <w:tcPr>
-            <w:tcW w:type="dxa" w:w="1440"/>
-          </w:tcPr>
-          <w:p>
-            <w:r>
-              <w:t>专访教育部长江学者特聘教授刘志彪：前三季度工业守住5%以上增</w:t>
-            </w:r>
-          </w:p>
-        </w:tc>
-        <w:tc>
-          <w:tcPr>
-            <w:tcW w:type="dxa" w:w="1440"/>
-          </w:tcPr>
-          <w:p>
-            <w:r>
-              <w:t>13/3</w:t>
-            </w:r>
-          </w:p>
-        </w:tc>
-      </w:tr>
-      <w:tr>
-        <w:tc>
-          <w:tcPr>
-            <w:tcW w:type="dxa" w:w="1440"/>
-          </w:tcPr>
-          <w:p>
-            <w:r>
-              <w:t>3</w:t>
-            </w:r>
-          </w:p>
-        </w:tc>
-        <w:tc>
-          <w:tcPr>
-            <w:tcW w:type="dxa" w:w="1440"/>
-          </w:tcPr>
-          <w:p>
-            <w:r>
-              <w:t>0.745</w:t>
+              <w:t>0.704</w:t>
             </w:r>
           </w:p>
         </w:tc>
@@ -290,7 +228,69 @@
           </w:tcPr>
           <w:p>
             <w:r>
-              <w:t>20/3</w:t>
+              <w:t>21/3</w:t>
+            </w:r>
+          </w:p>
+        </w:tc>
+      </w:tr>
+      <w:tr>
+        <w:tc>
+          <w:tcPr>
+            <w:tcW w:type="dxa" w:w="1440"/>
+          </w:tcPr>
+          <w:p>
+            <w:r>
+              <w:t>3</w:t>
+            </w:r>
+          </w:p>
+        </w:tc>
+        <w:tc>
+          <w:tcPr>
+            <w:tcW w:type="dxa" w:w="1440"/>
+          </w:tcPr>
+          <w:p>
+            <w:r>
+              <w:t>0.638</w:t>
+            </w:r>
+          </w:p>
+        </w:tc>
+        <w:tc>
+          <w:tcPr>
+            <w:tcW w:type="dxa" w:w="1440"/>
+          </w:tcPr>
+          <w:p>
+            <w:r>
+              <w:t>爆点</w:t>
+            </w:r>
+          </w:p>
+        </w:tc>
+        <w:tc>
+          <w:tcPr>
+            <w:tcW w:type="dxa" w:w="1440"/>
+          </w:tcPr>
+          <w:p>
+            <w:r>
+              <w:t>半导体</w:t>
+            </w:r>
+          </w:p>
+        </w:tc>
+        <w:tc>
+          <w:tcPr>
+            <w:tcW w:type="dxa" w:w="1440"/>
+          </w:tcPr>
+          <w:p>
+            <w:r>
+              <w:t>韩国央行：预计出口和投资将维持高增长态势。 预计今年和明年的</w:t>
+            </w:r>
+          </w:p>
+        </w:tc>
+        <w:tc>
+          <w:tcPr>
+            <w:tcW w:type="dxa" w:w="1440"/>
+          </w:tcPr>
+          <w:p>
+            <w:r>
+              <w:t>7/3</w:t>
             </w:r>
           </w:p>
         </w:tc>
@@ -312,7 +312,7 @@
           </w:tcPr>
           <w:p>
             <w:r>
-              <w:t>0.639</w:t>
+              <w:t>0.632</w:t>
             </w:r>
           </w:p>
         </w:tc>
@@ -352,7 +352,7 @@
           </w:tcPr>
           <w:p>
             <w:r>
-              <w:t>6/2</w:t>
+              <w:t>7/2</w:t>
             </w:r>
           </w:p>
         </w:tc>
@@ -374,7 +374,7 @@
           </w:tcPr>
           <w:p>
             <w:r>
-              <w:t>0.620</w:t>
+              <w:t>0.625</w:t>
             </w:r>
           </w:p>
         </w:tc>
@@ -394,7 +394,7 @@
           </w:tcPr>
           <w:p>
             <w:r>
-              <w:t>汽车出行</w:t>
+              <w:t>大宗与能化</w:t>
             </w:r>
           </w:p>
         </w:tc>
@@ -404,7 +404,7 @@
           </w:tcPr>
           <w:p>
             <w:r>
-              <w:t>A股机器人概念股反复活跃，大业股份5连板，兆威机电直线涨停，</w:t>
+              <w:t>商品期货开盘，原油、燃料油、对二甲苯主力合约跌超3%，甲醇、</w:t>
             </w:r>
           </w:p>
         </w:tc>
@@ -414,7 +414,7 @@
           </w:tcPr>
           <w:p>
             <w:r>
-              <w:t>7/3</w:t>
+              <w:t>6/3</w:t>
             </w:r>
           </w:p>
         </w:tc>
@@ -436,7 +436,7 @@
           </w:tcPr>
           <w:p>
             <w:r>
-              <w:t>0.608</w:t>
+              <w:t>0.593</w:t>
             </w:r>
           </w:p>
         </w:tc>
@@ -446,7 +446,7 @@
           </w:tcPr>
           <w:p>
             <w:r>
-              <w:t>爆点</w:t>
+              <w:t>高热</w:t>
             </w:r>
           </w:p>
         </w:tc>
@@ -456,7 +456,7 @@
           </w:tcPr>
           <w:p>
             <w:r>
-              <w:t>宏观政策</w:t>
+              <w:t>综合</w:t>
             </w:r>
           </w:p>
         </w:tc>
@@ -466,7 +466,7 @@
           </w:tcPr>
           <w:p>
             <w:r>
-              <w:t>德国国债延续涨势，德国10年期国债收益率下降5个基点至3.4</w:t>
+              <w:t>Elice股价上涨16%，此前在韩国上市首日暴跌32%。</w:t>
             </w:r>
           </w:p>
         </w:tc>
@@ -476,7 +476,7 @@
           </w:tcPr>
           <w:p>
             <w:r>
-              <w:t>6/3</w:t>
+              <w:t>4/3</w:t>
             </w:r>
           </w:p>
         </w:tc>
@@ -499,6 +499,68 @@
           <w:p>
             <w:r>
               <w:t>0.593</w:t>
+            </w:r>
+          </w:p>
+        </w:tc>
+        <w:tc>
+          <w:tcPr>
+            <w:tcW w:type="dxa" w:w="1440"/>
+          </w:tcPr>
+          <w:p>
+            <w:r>
+              <w:t>高热</w:t>
+            </w:r>
+          </w:p>
+        </w:tc>
+        <w:tc>
+          <w:tcPr>
+            <w:tcW w:type="dxa" w:w="1440"/>
+          </w:tcPr>
+          <w:p>
+            <w:r>
+              <w:t>国际市场</w:t>
+            </w:r>
+          </w:p>
+        </w:tc>
+        <w:tc>
+          <w:tcPr>
+            <w:tcW w:type="dxa" w:w="1440"/>
+          </w:tcPr>
+          <w:p>
+            <w:r>
+              <w:t>国际油价冲高回落 WTI原油、布伦特原油回吐此前涨幅</w:t>
+            </w:r>
+          </w:p>
+        </w:tc>
+        <w:tc>
+          <w:tcPr>
+            <w:tcW w:type="dxa" w:w="1440"/>
+          </w:tcPr>
+          <w:p>
+            <w:r>
+              <w:t>4/3</w:t>
+            </w:r>
+          </w:p>
+        </w:tc>
+      </w:tr>
+      <w:tr>
+        <w:tc>
+          <w:tcPr>
+            <w:tcW w:type="dxa" w:w="1440"/>
+          </w:tcPr>
+          <w:p>
+            <w:r>
+              <w:t>8</w:t>
+            </w:r>
+          </w:p>
+        </w:tc>
+        <w:tc>
+          <w:tcPr>
+            <w:tcW w:type="dxa" w:w="1440"/>
+          </w:tcPr>
+          <w:p>
+            <w:r>
+              <w:t>0.573</w:t>
             </w:r>
           </w:p>
         </w:tc>
@@ -550,7 +612,7 @@
           </w:tcPr>
           <w:p>
             <w:r>
-              <w:t>8</w:t>
+              <w:t>9</w:t>
             </w:r>
           </w:p>
         </w:tc>
@@ -560,7 +622,7 @@
           </w:tcPr>
           <w:p>
             <w:r>
-              <w:t>0.555</w:t>
+              <w:t>0.567</w:t>
             </w:r>
           </w:p>
         </w:tc>
@@ -580,7 +642,7 @@
           </w:tcPr>
           <w:p>
             <w:r>
-              <w:t>生物医药</w:t>
+              <w:t>宏观政策</w:t>
             </w:r>
           </w:p>
         </w:tc>
@@ -590,7 +652,7 @@
           </w:tcPr>
           <w:p>
             <w:r>
-              <w:t>创新药概念再度活跃，中恒集团直线涨停，西点药业、莱美药业涨超</w:t>
+              <w:t>法国国债风险指标徘徊高位 相对德债收益率溢价一度突破150基</w:t>
             </w:r>
           </w:p>
         </w:tc>
@@ -600,69 +662,7 @@
           </w:tcPr>
           <w:p>
             <w:r>
-              <w:t>4/3</w:t>
-            </w:r>
-          </w:p>
-        </w:tc>
-      </w:tr>
-      <w:tr>
-        <w:tc>
-          <w:tcPr>
-            <w:tcW w:type="dxa" w:w="1440"/>
-          </w:tcPr>
-          <w:p>
-            <w:r>
-              <w:t>9</w:t>
-            </w:r>
-          </w:p>
-        </w:tc>
-        <w:tc>
-          <w:tcPr>
-            <w:tcW w:type="dxa" w:w="1440"/>
-          </w:tcPr>
-          <w:p>
-            <w:r>
-              <w:t>0.547</w:t>
-            </w:r>
-          </w:p>
-        </w:tc>
-        <w:tc>
-          <w:tcPr>
-            <w:tcW w:type="dxa" w:w="1440"/>
-          </w:tcPr>
-          <w:p>
-            <w:r>
-              <w:t>高热</w:t>
-            </w:r>
-          </w:p>
-        </w:tc>
-        <w:tc>
-          <w:tcPr>
-            <w:tcW w:type="dxa" w:w="1440"/>
-          </w:tcPr>
-          <w:p>
-            <w:r>
-              <w:t>大宗与能化</w:t>
-            </w:r>
-          </w:p>
-        </w:tc>
-        <w:tc>
-          <w:tcPr>
-            <w:tcW w:type="dxa" w:w="1440"/>
-          </w:tcPr>
-          <w:p>
-            <w:r>
-              <w:t>商品期货开盘，原油、燃料油、对二甲苯主力合约跌超3%，甲醇、</w:t>
-            </w:r>
-          </w:p>
-        </w:tc>
-        <w:tc>
-          <w:tcPr>
-            <w:tcW w:type="dxa" w:w="1440"/>
-          </w:tcPr>
-          <w:p>
-            <w:r>
-              <w:t>5/3</w:t>
+              <w:t>7/3</w:t>
             </w:r>
           </w:p>
         </w:tc>
@@ -684,7 +684,7 @@
           </w:tcPr>
           <w:p>
             <w:r>
-              <w:t>0.547</w:t>
+              <w:t>0.548</w:t>
             </w:r>
           </w:p>
         </w:tc>
@@ -704,7 +704,7 @@
           </w:tcPr>
           <w:p>
             <w:r>
-              <w:t>AI与大模型</w:t>
+              <w:t>金融市场</w:t>
             </w:r>
           </w:p>
         </w:tc>
@@ -714,7 +714,7 @@
           </w:tcPr>
           <w:p>
             <w:r>
-              <w:t>AI担忧卷土重来 韩国数据中心公司Elice上市首日暴跌32</w:t>
+              <w:t>关键时刻，重磅来了！易方达、华夏、富国、汇添富、摩根等基金，</w:t>
             </w:r>
           </w:p>
         </w:tc>
@@ -724,7 +724,7 @@
           </w:tcPr>
           <w:p>
             <w:r>
-              <w:t>5/3</w:t>
+              <w:t>6/2</w:t>
             </w:r>
           </w:p>
         </w:tc>
@@ -746,7 +746,7 @@
         <w:pStyle w:val="Heading2"/>
       </w:pPr>
       <w:r>
-        <w:t>快讯：恒指高开1.14%重回24000点 恒科指涨1.6% 科网股普涨 存储概念股高开</w:t>
+        <w:t>港股午评：恒指跌0.35% 科指跌0.75% 科网股低迷 存储概念股走强 宁德时代跌超1</w:t>
       </w:r>
     </w:p>
     <w:p>
@@ -755,7 +755,7 @@
           <w:color w:val="8A939E"/>
           <w:sz w:val="18"/>
         </w:rPr>
-        <w:t>热度 0.795（爆点）· 21 篇 / 3 家媒体 · 金融市场</w:t>
+        <w:t>热度 0.814（爆点）· 18 篇 / 3 家媒体 · 金融市场</w:t>
       </w:r>
     </w:p>
     <w:p>
@@ -767,7 +767,7 @@
         <w:t>事件概述：</w:t>
       </w:r>
       <w:r>
-        <w:t>「快讯：恒指高开1.14%重回24000点 恒科指涨1.6% 科网股普涨 存储概念股高开」由 21 篇报道聚合而成，覆盖 3 家媒体，热度 0.795（爆点），所属板块类目：金融市场。</w:t>
+        <w:t>「港股午评：恒指跌0.35% 科指跌0.75% 科网股低迷 存储概念股走强 宁德时代跌超10%」由 18 篇报道聚合而成，覆盖 3 家媒体，热度 0.814（爆点），所属板块类目：金融市场。</w:t>
       </w:r>
     </w:p>
     <w:p>
@@ -779,7 +779,7 @@
         <w:t>关键信息：</w:t>
       </w:r>
       <w:r>
-        <w:t>快讯：恒指高开1.14%重回24000点 恒科指涨1.6% 科网股普涨 存储概念；快讯：恒指低开0.58% 恒科指跌1.15% 科网股普跌 黄金股低开；恒指高开1.14%，报24139.11点；恒生科技指数涨1.60%。联想集团涨6</w:t>
+        <w:t>港股午评：恒指跌0.35% 科指跌0.75% 科网股低迷 存储概念股走强 宁德时；恒指低开0.58%，报23513.79点；恒生科技指数跌1.15%。联想集团跌超；港股锂电池股走弱 宁德时代跌超8%</w:t>
       </w:r>
     </w:p>
     <w:p>
@@ -812,81 +812,7 @@
           <w:color w:val="8A939E"/>
           <w:sz w:val="17"/>
         </w:rPr>
-        <w:t>引用：[1]快讯：恒指高开1.14%重回24000点 恒科指涨1 / [2]快讯：恒指低开0.58% 恒科指跌1.15% 科网股 / [3]恒指高开1.14%，报24139.11点；恒生科技指 / [4]港股开盘：恒生指数高开1.14% 恒生科技指数高开1</w:t>
-      </w:r>
-    </w:p>
-    <w:p>
-      <w:pPr>
-        <w:pStyle w:val="Heading2"/>
-      </w:pPr>
-      <w:r>
-        <w:t>专访教育部长江学者特聘教授刘志彪：前三季度工业守住5%以上增速是靠完整配套和出口扩张</w:t>
-      </w:r>
-    </w:p>
-    <w:p>
-      <w:r>
-        <w:rPr>
-          <w:color w:val="8A939E"/>
-          <w:sz w:val="18"/>
-        </w:rPr>
-        <w:t>热度 0.784（爆点）· 13 篇 / 3 家媒体 · 宏观政策</w:t>
-      </w:r>
-    </w:p>
-    <w:p>
-      <w:r>
-        <w:rPr>
-          <w:b/>
-          <w:color w:val="16324F"/>
-        </w:rPr>
-        <w:t>事件概述：</w:t>
-      </w:r>
-      <w:r>
-        <w:t>「专访教育部长江学者特聘教授刘志彪：前三季度工业守住5%以上增速是靠完整配套和出口扩张」由 13 篇报道聚合而成，覆盖 3 家媒体，热度 0.784（爆点），所属板块类目：宏观政策。</w:t>
-      </w:r>
-    </w:p>
-    <w:p>
-      <w:r>
-        <w:rPr>
-          <w:b/>
-          <w:color w:val="16324F"/>
-        </w:rPr>
-        <w:t>关键信息：</w:t>
-      </w:r>
-      <w:r>
-        <w:t>专访教育部长江学者特聘教授刘志彪：前三季度工业守住5%以上增速是靠完整配套和出口；前三季度规模以上工业增加值同比增长5.3%；今年三季度全国共1.92亿人次出入境</w:t>
-      </w:r>
-    </w:p>
-    <w:p>
-      <w:r>
-        <w:rPr>
-          <w:b/>
-          <w:color w:val="16324F"/>
-        </w:rPr>
-        <w:t>市场影响：</w:t>
-      </w:r>
-      <w:r>
-        <w:t>关联板块代码：本簇未携带板块标签。（LLM 不可用，未生成研判，以上为检索与统计事实）</w:t>
-      </w:r>
-    </w:p>
-    <w:p>
-      <w:r>
-        <w:rPr>
-          <w:b/>
-          <w:color w:val="16324F"/>
-        </w:rPr>
-        <w:t>关注要点：</w:t>
-      </w:r>
-      <w:r>
-        <w:t>建议人工复核该事件的后续进展与板块联动。</w:t>
-      </w:r>
-    </w:p>
-    <w:p>
-      <w:r>
-        <w:rPr>
-          <w:color w:val="8A939E"/>
-          <w:sz w:val="17"/>
-        </w:rPr>
-        <w:t>引用：[1]专访教育部长江学者特聘教授刘志彪：前三季度工业守住5 / [2]前三季度规模以上工业增加值同比增长5.3% / [3]今年三季度全国共1.92亿人次出入境 / [4]权威数读｜前三季度规上工业增加值同比增长5.3%</w:t>
+        <w:t>引用：[1]港股午评：恒指跌0.35% 科指跌0.75% 科网股 / [2]恒指低开0.58%，报23513.79点；恒生科技指 / [3]港股锂电池股走弱 宁德时代跌超8% / [4]港股全日震荡走软 恒指收跌0.90% 宁德时代（03</w:t>
       </w:r>
     </w:p>
     <w:p>
@@ -903,7 +829,7 @@
           <w:color w:val="8A939E"/>
           <w:sz w:val="18"/>
         </w:rPr>
-        <w:t>热度 0.745（爆点）· 20 篇 / 3 家媒体 · 综合</w:t>
+        <w:t>热度 0.704（爆点）· 21 篇 / 3 家媒体 · 综合</w:t>
       </w:r>
     </w:p>
     <w:p>
@@ -915,7 +841,7 @@
         <w:t>事件概述：</w:t>
       </w:r>
       <w:r>
-        <w:t>「宁德时代A股大跌12%，H股跌超11%！摩根大通下调H股评级，公司回应：没有市场预期的那么悲观」由 20 篇报道聚合而成，覆盖 3 家媒体，热度 0.745（爆点），所属板块类目：综合。</w:t>
+        <w:t>「宁德时代A股大跌12%，H股跌超11%！摩根大通下调H股评级，公司回应：没有市场预期的那么悲观」由 21 篇报道聚合而成，覆盖 3 家媒体，热度 0.704（爆点），所属板块类目：综合。</w:t>
       </w:r>
     </w:p>
     <w:p>
@@ -968,7 +894,7 @@
         <w:pStyle w:val="Heading2"/>
       </w:pPr>
       <w:r>
-        <w:t>马斯克：SpaceX和特斯拉旗下的Terafab计划于2028年实现芯片量产</w:t>
+        <w:t>韩国央行：预计出口和投资将维持高增长态势。 预计今年和明年的经济增长率将显著高于</w:t>
       </w:r>
     </w:p>
     <w:p>
@@ -977,7 +903,7 @@
           <w:color w:val="8A939E"/>
           <w:sz w:val="18"/>
         </w:rPr>
-        <w:t>热度 0.639（爆点）· 6 篇 / 2 家媒体 · 汽车出行</w:t>
+        <w:t>热度 0.638（爆点）· 7 篇 / 3 家媒体 · 半导体</w:t>
       </w:r>
     </w:p>
     <w:p>
@@ -989,7 +915,81 @@
         <w:t>事件概述：</w:t>
       </w:r>
       <w:r>
-        <w:t>「马斯克：SpaceX和特斯拉旗下的Terafab计划于2028年实现芯片量产」由 6 篇报道聚合而成，覆盖 2 家媒体，热度 0.639（爆点），所属板块类目：汽车出行。</w:t>
+        <w:t>「韩国央行：预计出口和投资将维持高增长态势。 预计今年和明年的经济增长率将显著高于」由 7 篇报道聚合而成，覆盖 3 家媒体，热度 0.638（爆点），所属板块类目：半导体。</w:t>
+      </w:r>
+    </w:p>
+    <w:p>
+      <w:r>
+        <w:rPr>
+          <w:b/>
+          <w:color w:val="16324F"/>
+        </w:rPr>
+        <w:t>关键信息：</w:t>
+      </w:r>
+      <w:r>
+        <w:t>韩国央行：预计出口和投资将维持高增长态势。 预计今年和明年的经济增长率将显著高于；韩国央行预计今年和明年的经济增长率将显著高于8月份所预测的3.3%和2.9%；韩国央行预计今明两年经济增长将显著高于8月时的预期</w:t>
+      </w:r>
+    </w:p>
+    <w:p>
+      <w:r>
+        <w:rPr>
+          <w:b/>
+          <w:color w:val="16324F"/>
+        </w:rPr>
+        <w:t>市场影响：</w:t>
+      </w:r>
+      <w:r>
+        <w:t>关联板块代码：本簇未携带板块标签。（LLM 不可用，未生成研判，以上为检索与统计事实）</w:t>
+      </w:r>
+    </w:p>
+    <w:p>
+      <w:r>
+        <w:rPr>
+          <w:b/>
+          <w:color w:val="16324F"/>
+        </w:rPr>
+        <w:t>关注要点：</w:t>
+      </w:r>
+      <w:r>
+        <w:t>建议人工复核该事件的后续进展与板块联动。</w:t>
+      </w:r>
+    </w:p>
+    <w:p>
+      <w:r>
+        <w:rPr>
+          <w:color w:val="8A939E"/>
+          <w:sz w:val="17"/>
+        </w:rPr>
+        <w:t>引用：[1]韩国央行：预计出口和投资将维持高增长态势。 预计今年 / [2]韩国央行预计今年和明年的经济增长率将显著高于8月份所 / [3]韩国央行预计今明两年经济增长将显著高于8月时的预期 / [4]韩国央行：预计明年起芯片出口强劲势头将传导至私人消费</w:t>
+      </w:r>
+    </w:p>
+    <w:p>
+      <w:pPr>
+        <w:pStyle w:val="Heading2"/>
+      </w:pPr>
+      <w:r>
+        <w:t>马斯克：SpaceX和特斯拉旗下的Terafab计划于2028年实现芯片量产</w:t>
+      </w:r>
+    </w:p>
+    <w:p>
+      <w:r>
+        <w:rPr>
+          <w:color w:val="8A939E"/>
+          <w:sz w:val="18"/>
+        </w:rPr>
+        <w:t>热度 0.632（爆点）· 7 篇 / 2 家媒体 · 汽车出行</w:t>
+      </w:r>
+    </w:p>
+    <w:p>
+      <w:r>
+        <w:rPr>
+          <w:b/>
+          <w:color w:val="16324F"/>
+        </w:rPr>
+        <w:t>事件概述：</w:t>
+      </w:r>
+      <w:r>
+        <w:t>「马斯克：SpaceX和特斯拉旗下的Terafab计划于2028年实现芯片量产」由 7 篇报道聚合而成，覆盖 2 家媒体，热度 0.632（爆点），所属板块类目：汽车出行。</w:t>
       </w:r>
     </w:p>
     <w:p>
@@ -1034,7 +1034,7 @@
           <w:color w:val="8A939E"/>
           <w:sz w:val="17"/>
         </w:rPr>
-        <w:t>引用：[1]马斯克：SpaceX和特斯拉旗下的Terafab计划 / [2]韩媒：马斯克的Terafab正在与约10家韩国芯片供 / [3]SpaceX与特斯拉董事会探讨合并可能性 / [4]马斯克：SpaceX与特斯拉已各自成立特别委员会，商</w:t>
+        <w:t>引用：[1]马斯克：SpaceX和特斯拉旗下的Terafab计划 / [2]韩媒：马斯克的Terafab正在与约10家韩国芯片供 / [3]SpaceX与特斯拉董事会探讨合并可能性 / [4]马斯克称AI可能构成生存威胁，但无力阻止其发展</w:t>
       </w:r>
     </w:p>
     <w:p>
@@ -1042,7 +1042,7 @@
         <w:pStyle w:val="Heading2"/>
       </w:pPr>
       <w:r>
-        <w:t>A股机器人概念股反复活跃，大业股份5连板，兆威机电直线涨停，利亚德涨超10%，横</w:t>
+        <w:t>商品期货开盘，原油、燃料油、对二甲苯主力合约跌超3%，甲醇、PTA、聚丙烯、液化</w:t>
       </w:r>
     </w:p>
     <w:p>
@@ -1051,7 +1051,7 @@
           <w:color w:val="8A939E"/>
           <w:sz w:val="18"/>
         </w:rPr>
-        <w:t>热度 0.620（爆点）· 7 篇 / 3 家媒体 · 汽车出行</w:t>
+        <w:t>热度 0.625（爆点）· 6 篇 / 3 家媒体 · 大宗与能化</w:t>
       </w:r>
     </w:p>
     <w:p>
@@ -1063,7 +1063,7 @@
         <w:t>事件概述：</w:t>
       </w:r>
       <w:r>
-        <w:t>「A股机器人概念股反复活跃，大业股份5连板，兆威机电直线涨停，利亚德涨超10%，横」由 7 篇报道聚合而成，覆盖 3 家媒体，热度 0.62（爆点），所属板块类目：汽车出行。</w:t>
+        <w:t>「商品期货开盘，原油、燃料油、对二甲苯主力合约跌超3%，甲醇、PTA、聚丙烯、液化」由 6 篇报道聚合而成，覆盖 3 家媒体，热度 0.625（爆点），所属板块类目：大宗与能化。</w:t>
       </w:r>
     </w:p>
     <w:p>
@@ -1075,7 +1075,7 @@
         <w:t>关键信息：</w:t>
       </w:r>
       <w:r>
-        <w:t>A股机器人概念股反复活跃，大业股份5连板，兆威机电直线涨停，利亚德涨超10%，横；人形机器人概念表现活跃 兆威机电4天2板；机器人概念股多数走强 五一视界涨超23%兆威机电涨超14%</w:t>
+        <w:t>商品期货开盘，原油、燃料油、对二甲苯主力合约跌超3%，甲醇、PTA、聚丙烯、液化；国内商品期货早盘开盘 主力合约涨跌不一；开盘|国内期货主力合约跌多涨少，集运欧线跌超5%</w:t>
       </w:r>
     </w:p>
     <w:p>
@@ -1087,7 +1087,7 @@
         <w:t>市场影响：</w:t>
       </w:r>
       <w:r>
-        <w:t>关联板块代码：BK0800。（LLM 不可用，未生成研判，以上为检索与统计事实）</w:t>
+        <w:t>关联板块代码：本簇未携带板块标签。（LLM 不可用，未生成研判，以上为检索与统计事实）</w:t>
       </w:r>
     </w:p>
     <w:p>
@@ -1108,7 +1108,7 @@
           <w:color w:val="8A939E"/>
           <w:sz w:val="17"/>
         </w:rPr>
-        <w:t>引用：[1]A股机器人概念股反复活跃，大业股份5连板，兆威机电直 / [2]人形机器人概念表现活跃 兆威机电4天2板 / [3]机器人概念股多数走强 五一视界涨超23%兆威机电涨超 / [4]物理AI概念批量涨停，英伟达、特斯拉、AMD都在押注</w:t>
+        <w:t>引用：[1]商品期货开盘，原油、燃料油、对二甲苯主力合约跌超3% / [2]国内商品期货早盘开盘 主力合约涨跌不一 / [3]开盘|国内期货主力合约跌多涨少，集运欧线跌超5% / [4]商品期货开盘，沪镍、苯乙烯主力合约涨超2%，不锈钢、</w:t>
       </w:r>
     </w:p>
     <w:p>
@@ -1127,7 +1127,7 @@
         <w:pStyle w:val="ListBullet"/>
       </w:pPr>
       <w:r>
-        <w:t>采集：6 家媒体公开接口，累计入库 16,660 条</w:t>
+        <w:t>采集：6 家媒体公开接口，累计入库 16,742 条</w:t>
       </w:r>
     </w:p>
     <w:p>
@@ -1135,7 +1135,7 @@
         <w:pStyle w:val="ListBullet"/>
       </w:pPr>
       <w:r>
-        <w:t>三层去重：2,461 → 2,210 条（精确73/SimHash13/语义165）</w:t>
+        <w:t>三层去重：2,424 → 2,199 条（精确66/SimHash12/语义147）</w:t>
       </w:r>
     </w:p>
     <w:p>
